--- a/LLM_and_Enterprise_RAG_Bootcamp/Lab_Walkthroughs/Week_12_Lab_A_unsloth_walkthrough_for_fast_fine_tuning.docx
+++ b/LLM_and_Enterprise_RAG_Bootcamp/Lab_Walkthroughs/Week_12_Lab_A_unsloth_walkthrough_for_fast_fine_tuning.docx
@@ -155,6 +155,430 @@
           <w:sz w:val="22"/>
         </w:rPr>
         <w:t>Evaluate on a held-out set.</w:t>
+      </w:r>
+    </w:p>
+    <w:p>
+      <w:r>
+        <w:rPr>
+          <w:b/>
+          <w:color w:val="1E2761"/>
+          <w:sz w:val="32"/>
+        </w:rPr>
+        <w:t>Starter Code</w:t>
+      </w:r>
+    </w:p>
+    <w:p>
+      <w:r>
+        <w:rPr>
+          <w:color w:val="333333"/>
+          <w:sz w:val="22"/>
+        </w:rPr>
+        <w:t>Copy this into the lab workspace and fill in the marked sections.</w:t>
+      </w:r>
+    </w:p>
+    <w:p>
+      <w:pPr>
+        <w:spacing w:after="0" w:before="0"/>
+      </w:pPr>
+      <w:r>
+        <w:rPr>
+          <w:rFonts w:ascii="Consolas" w:hAnsi="Consolas"/>
+          <w:color w:val="101010"/>
+          <w:sz w:val="18"/>
+        </w:rPr>
+        <w:t>import time</w:t>
+      </w:r>
+    </w:p>
+    <w:p>
+      <w:pPr>
+        <w:spacing w:after="0" w:before="0"/>
+      </w:pPr>
+      <w:r>
+        <w:rPr>
+          <w:rFonts w:ascii="Consolas" w:hAnsi="Consolas"/>
+          <w:color w:val="101010"/>
+          <w:sz w:val="18"/>
+        </w:rPr>
+        <w:t>import torch</w:t>
+      </w:r>
+    </w:p>
+    <w:p>
+      <w:pPr>
+        <w:spacing w:after="0" w:before="0"/>
+      </w:pPr>
+      <w:r>
+        <w:rPr>
+          <w:rFonts w:ascii="Consolas" w:hAnsi="Consolas"/>
+          <w:color w:val="101010"/>
+          <w:sz w:val="18"/>
+        </w:rPr>
+        <w:t>from unsloth import FastLanguageModel</w:t>
+      </w:r>
+    </w:p>
+    <w:p>
+      <w:pPr>
+        <w:spacing w:after="0" w:before="0"/>
+      </w:pPr>
+      <w:r>
+        <w:rPr>
+          <w:rFonts w:ascii="Consolas" w:hAnsi="Consolas"/>
+          <w:color w:val="101010"/>
+          <w:sz w:val="18"/>
+        </w:rPr>
+        <w:t>from trl import SFTTrainer, SFTConfig</w:t>
+      </w:r>
+    </w:p>
+    <w:p>
+      <w:pPr>
+        <w:spacing w:after="0" w:before="0"/>
+      </w:pPr>
+      <w:r>
+        <w:rPr>
+          <w:rFonts w:ascii="Consolas" w:hAnsi="Consolas"/>
+          <w:color w:val="101010"/>
+          <w:sz w:val="18"/>
+        </w:rPr>
+        <w:t xml:space="preserve"> </w:t>
+      </w:r>
+    </w:p>
+    <w:p>
+      <w:pPr>
+        <w:spacing w:after="0" w:before="0"/>
+      </w:pPr>
+      <w:r>
+        <w:rPr>
+          <w:rFonts w:ascii="Consolas" w:hAnsi="Consolas"/>
+          <w:color w:val="101010"/>
+          <w:sz w:val="18"/>
+        </w:rPr>
+        <w:t>model, tok = FastLanguageModel.from_pretrained(</w:t>
+      </w:r>
+    </w:p>
+    <w:p>
+      <w:pPr>
+        <w:spacing w:after="0" w:before="0"/>
+      </w:pPr>
+      <w:r>
+        <w:rPr>
+          <w:rFonts w:ascii="Consolas" w:hAnsi="Consolas"/>
+          <w:color w:val="101010"/>
+          <w:sz w:val="18"/>
+        </w:rPr>
+        <w:t xml:space="preserve">    'unsloth/mistral-7b-instruct-v0.3-bnb-4bit',</w:t>
+      </w:r>
+    </w:p>
+    <w:p>
+      <w:pPr>
+        <w:spacing w:after="0" w:before="0"/>
+      </w:pPr>
+      <w:r>
+        <w:rPr>
+          <w:rFonts w:ascii="Consolas" w:hAnsi="Consolas"/>
+          <w:color w:val="101010"/>
+          <w:sz w:val="18"/>
+        </w:rPr>
+        <w:t xml:space="preserve">    max_seq_length=2048, load_in_4bit=True)</w:t>
+      </w:r>
+    </w:p>
+    <w:p>
+      <w:pPr>
+        <w:spacing w:after="0" w:before="0"/>
+      </w:pPr>
+      <w:r>
+        <w:rPr>
+          <w:rFonts w:ascii="Consolas" w:hAnsi="Consolas"/>
+          <w:color w:val="101010"/>
+          <w:sz w:val="18"/>
+        </w:rPr>
+        <w:t xml:space="preserve"> </w:t>
+      </w:r>
+    </w:p>
+    <w:p>
+      <w:pPr>
+        <w:spacing w:after="0" w:before="0"/>
+      </w:pPr>
+      <w:r>
+        <w:rPr>
+          <w:rFonts w:ascii="Consolas" w:hAnsi="Consolas"/>
+          <w:color w:val="101010"/>
+          <w:sz w:val="18"/>
+        </w:rPr>
+        <w:t>model = FastLanguageModel.get_peft_model(</w:t>
+      </w:r>
+    </w:p>
+    <w:p>
+      <w:pPr>
+        <w:spacing w:after="0" w:before="0"/>
+      </w:pPr>
+      <w:r>
+        <w:rPr>
+          <w:rFonts w:ascii="Consolas" w:hAnsi="Consolas"/>
+          <w:color w:val="101010"/>
+          <w:sz w:val="18"/>
+        </w:rPr>
+        <w:t xml:space="preserve">    model, r=16, lora_alpha=32,</w:t>
+      </w:r>
+    </w:p>
+    <w:p>
+      <w:pPr>
+        <w:spacing w:after="0" w:before="0"/>
+      </w:pPr>
+      <w:r>
+        <w:rPr>
+          <w:rFonts w:ascii="Consolas" w:hAnsi="Consolas"/>
+          <w:color w:val="101010"/>
+          <w:sz w:val="18"/>
+        </w:rPr>
+        <w:t xml:space="preserve">    target_modules=['q_proj', 'k_proj', 'v_proj', 'o_proj',</w:t>
+      </w:r>
+    </w:p>
+    <w:p>
+      <w:pPr>
+        <w:spacing w:after="0" w:before="0"/>
+      </w:pPr>
+      <w:r>
+        <w:rPr>
+          <w:rFonts w:ascii="Consolas" w:hAnsi="Consolas"/>
+          <w:color w:val="101010"/>
+          <w:sz w:val="18"/>
+        </w:rPr>
+        <w:t xml:space="preserve">                    'gate_proj', 'up_proj', 'down_proj'])</w:t>
+      </w:r>
+    </w:p>
+    <w:p>
+      <w:pPr>
+        <w:spacing w:after="0" w:before="0"/>
+      </w:pPr>
+      <w:r>
+        <w:rPr>
+          <w:rFonts w:ascii="Consolas" w:hAnsi="Consolas"/>
+          <w:color w:val="101010"/>
+          <w:sz w:val="18"/>
+        </w:rPr>
+        <w:t xml:space="preserve"> </w:t>
+      </w:r>
+    </w:p>
+    <w:p>
+      <w:pPr>
+        <w:spacing w:after="0" w:before="0"/>
+      </w:pPr>
+      <w:r>
+        <w:rPr>
+          <w:rFonts w:ascii="Consolas" w:hAnsi="Consolas"/>
+          <w:color w:val="101010"/>
+          <w:sz w:val="18"/>
+        </w:rPr>
+        <w:t>t0 = time.time()</w:t>
+      </w:r>
+    </w:p>
+    <w:p>
+      <w:pPr>
+        <w:spacing w:after="0" w:before="0"/>
+      </w:pPr>
+      <w:r>
+        <w:rPr>
+          <w:rFonts w:ascii="Consolas" w:hAnsi="Consolas"/>
+          <w:color w:val="101010"/>
+          <w:sz w:val="18"/>
+        </w:rPr>
+        <w:t>trainer = SFTTrainer(</w:t>
+      </w:r>
+    </w:p>
+    <w:p>
+      <w:pPr>
+        <w:spacing w:after="0" w:before="0"/>
+      </w:pPr>
+      <w:r>
+        <w:rPr>
+          <w:rFonts w:ascii="Consolas" w:hAnsi="Consolas"/>
+          <w:color w:val="101010"/>
+          <w:sz w:val="18"/>
+        </w:rPr>
+        <w:t xml:space="preserve">    model=model, tokenizer=tok, train_dataset=train_ds,</w:t>
+      </w:r>
+    </w:p>
+    <w:p>
+      <w:pPr>
+        <w:spacing w:after="0" w:before="0"/>
+      </w:pPr>
+      <w:r>
+        <w:rPr>
+          <w:rFonts w:ascii="Consolas" w:hAnsi="Consolas"/>
+          <w:color w:val="101010"/>
+          <w:sz w:val="18"/>
+        </w:rPr>
+        <w:t xml:space="preserve">    args=SFTConfig(output_dir='out/unsloth', num_train_epochs=1,</w:t>
+      </w:r>
+    </w:p>
+    <w:p>
+      <w:pPr>
+        <w:spacing w:after="0" w:before="0"/>
+      </w:pPr>
+      <w:r>
+        <w:rPr>
+          <w:rFonts w:ascii="Consolas" w:hAnsi="Consolas"/>
+          <w:color w:val="101010"/>
+          <w:sz w:val="18"/>
+        </w:rPr>
+        <w:t xml:space="preserve">                   per_device_train_batch_size=4,</w:t>
+      </w:r>
+    </w:p>
+    <w:p>
+      <w:pPr>
+        <w:spacing w:after="0" w:before="0"/>
+      </w:pPr>
+      <w:r>
+        <w:rPr>
+          <w:rFonts w:ascii="Consolas" w:hAnsi="Consolas"/>
+          <w:color w:val="101010"/>
+          <w:sz w:val="18"/>
+        </w:rPr>
+        <w:t xml:space="preserve">                   gradient_accumulation_steps=4, learning_rate=2e-4))</w:t>
+      </w:r>
+    </w:p>
+    <w:p>
+      <w:pPr>
+        <w:spacing w:after="0" w:before="0"/>
+      </w:pPr>
+      <w:r>
+        <w:rPr>
+          <w:rFonts w:ascii="Consolas" w:hAnsi="Consolas"/>
+          <w:color w:val="101010"/>
+          <w:sz w:val="18"/>
+        </w:rPr>
+        <w:t>trainer.train()</w:t>
+      </w:r>
+    </w:p>
+    <w:p>
+      <w:pPr>
+        <w:spacing w:after="0" w:before="0"/>
+      </w:pPr>
+      <w:r>
+        <w:rPr>
+          <w:rFonts w:ascii="Consolas" w:hAnsi="Consolas"/>
+          <w:color w:val="101010"/>
+          <w:sz w:val="18"/>
+        </w:rPr>
+        <w:t>print('wallclock minutes:', (time.time() - t0) / 60)</w:t>
+      </w:r>
+    </w:p>
+    <w:p>
+      <w:pPr>
+        <w:spacing w:after="0" w:before="0"/>
+      </w:pPr>
+      <w:r>
+        <w:rPr>
+          <w:rFonts w:ascii="Consolas" w:hAnsi="Consolas"/>
+          <w:color w:val="101010"/>
+          <w:sz w:val="18"/>
+        </w:rPr>
+        <w:t>print('peak GPU GB:', torch.cuda.max_memory_allocated() / 1e9)</w:t>
+      </w:r>
+    </w:p>
+    <w:p>
+      <w:pPr>
+        <w:spacing w:after="0" w:before="0"/>
+      </w:pPr>
+      <w:r>
+        <w:rPr>
+          <w:rFonts w:ascii="Consolas" w:hAnsi="Consolas"/>
+          <w:color w:val="101010"/>
+          <w:sz w:val="18"/>
+        </w:rPr>
+        <w:t># TODO: run the identical config through vanilla TRL (no Unsloth)</w:t>
+      </w:r>
+    </w:p>
+    <w:p>
+      <w:pPr>
+        <w:spacing w:after="0" w:before="0"/>
+      </w:pPr>
+      <w:r>
+        <w:rPr>
+          <w:rFonts w:ascii="Consolas" w:hAnsi="Consolas"/>
+          <w:color w:val="101010"/>
+          <w:sz w:val="18"/>
+        </w:rPr>
+        <w:t># and compare wallclock, peak memory, and held-out eval loss</w:t>
+      </w:r>
+    </w:p>
+    <w:p>
+      <w:pPr>
+        <w:spacing w:after="0" w:before="0"/>
+      </w:pPr>
+      <w:r>
+        <w:rPr>
+          <w:rFonts w:ascii="Consolas" w:hAnsi="Consolas"/>
+          <w:color w:val="101010"/>
+          <w:sz w:val="18"/>
+        </w:rPr>
+        <w:t xml:space="preserve"> </w:t>
+      </w:r>
+    </w:p>
+    <w:p>
+      <w:r>
+        <w:rPr>
+          <w:b/>
+          <w:color w:val="1E2761"/>
+          <w:sz w:val="32"/>
+        </w:rPr>
+        <w:t>Verification Checks</w:t>
+      </w:r>
+    </w:p>
+    <w:p>
+      <w:r>
+        <w:rPr>
+          <w:color w:val="333333"/>
+          <w:sz w:val="22"/>
+        </w:rPr>
+        <w:t>Run these before submitting. Each check catches a frequent failure.</w:t>
+      </w:r>
+    </w:p>
+    <w:p>
+      <w:pPr>
+        <w:pStyle w:val="ListBullet"/>
+      </w:pPr>
+      <w:r>
+        <w:rPr>
+          <w:color w:val="333333"/>
+          <w:sz w:val="22"/>
+        </w:rPr>
+        <w:t>The Unsloth run finishes 1 epoch in under 30 minutes on a single GPU.</w:t>
+      </w:r>
+    </w:p>
+    <w:p>
+      <w:pPr>
+        <w:pStyle w:val="ListBullet"/>
+      </w:pPr>
+      <w:r>
+        <w:rPr>
+          <w:color w:val="333333"/>
+          <w:sz w:val="22"/>
+        </w:rPr>
+        <w:t>Peak GPU memory is logged for both runs; the Unsloth run uses less.</w:t>
+      </w:r>
+    </w:p>
+    <w:p>
+      <w:pPr>
+        <w:pStyle w:val="ListBullet"/>
+      </w:pPr>
+      <w:r>
+        <w:rPr>
+          <w:color w:val="333333"/>
+          <w:sz w:val="22"/>
+        </w:rPr>
+        <w:t>Held-out eval loss of the two runs matches within noise (the speedup must not cost quality).</w:t>
+      </w:r>
+    </w:p>
+    <w:p>
+      <w:pPr>
+        <w:pStyle w:val="ListBullet"/>
+      </w:pPr>
+      <w:r>
+        <w:rPr>
+          <w:color w:val="333333"/>
+          <w:sz w:val="22"/>
+        </w:rPr>
+        <w:t>The saved LoRA adapter reloads and generates coherent completions on 3 spot-check prompts.</w:t>
       </w:r>
     </w:p>
     <w:p>
@@ -518,6 +942,7 @@
       </w:r>
     </w:p>
     <w:sectPr>
+      <w:footerReference w:type="default" r:id="rId9"/>
       <w:pgSz w:w="12240" w:h="15840"/>
       <w:pgMar w:top="1152" w:right="1296" w:bottom="1152" w:left="1296" w:header="720" w:footer="720" w:gutter="0"/>
       <w:cols w:space="720"/>
@@ -525,6 +950,25 @@
     </w:sectPr>
   </w:body>
 </w:document>
+</file>
+
+<file path=word/footer1.xml><?xml version="1.0" encoding="utf-8"?>
+<w:ftr xmlns:m="http://schemas.openxmlformats.org/officeDocument/2006/math" xmlns:mc="http://schemas.openxmlformats.org/markup-compatibility/2006" xmlns:mo="http://schemas.microsoft.com/office/mac/office/2008/main" xmlns:mv="urn:schemas-microsoft-com:mac:vml" xmlns:o="urn:schemas-microsoft-com:office:office" xmlns:r="http://schemas.openxmlformats.org/officeDocument/2006/relationships" xmlns:v="urn:schemas-microsoft-com:vml" xmlns:w10="urn:schemas-microsoft-com:office:word" xmlns:w14="http://schemas.microsoft.com/office/word/2010/wordml" xmlns:w="http://schemas.openxmlformats.org/wordprocessingml/2006/main" xmlns:wne="http://schemas.microsoft.com/office/word/2006/wordml" xmlns:wp14="http://schemas.microsoft.com/office/word/2010/wordprocessingDrawing" xmlns:wp="http://schemas.openxmlformats.org/drawingml/2006/wordprocessingDrawing" xmlns:wpc="http://schemas.microsoft.com/office/word/2010/wordprocessingCanvas" xmlns:wpg="http://schemas.microsoft.com/office/word/2010/wordprocessingGroup" xmlns:wpi="http://schemas.microsoft.com/office/word/2010/wordprocessingInk" xmlns:wps="http://schemas.microsoft.com/office/word/2010/wordprocessingShape" mc:Ignorable="w14 wp14">
+  <w:p>
+    <w:pPr>
+      <w:pStyle w:val="Footer"/>
+      <w:jc w:val="center"/>
+    </w:pPr>
+    <w:r>
+      <w:rPr>
+        <w:rFonts w:ascii="Calibri" w:hAnsi="Calibri"/>
+        <w:color w:val="333333"/>
+        <w:sz w:val="18"/>
+      </w:rPr>
+      <w:t>© 2026 Proxiant Academy | info@proxiant.com | proxiant.ai/training</w:t>
+    </w:r>
+  </w:p>
+</w:ftr>
 </file>
 
 <file path=word/numbering.xml><?xml version="1.0" encoding="utf-8"?>
